--- a/OPD/Labs/Lab1_OPD.docx
+++ b/OPD/Labs/Lab1_OPD.docx
@@ -2764,6 +2764,7 @@
           <w:noProof/>
           <w:sz w:val="28"/>
           <w:szCs w:val="28"/>
+          <w:lang w:val="en-US"/>
         </w:rPr>
         <w:t>touch whiscash6/ivysaur</w:t>
       </w:r>
@@ -9981,6 +9982,14 @@
           <w:lang w:val="en-US"/>
         </w:rPr>
         <w:br/>
+      </w:r>
+      <w:r>
+        <w:rPr>
+          <w:rFonts w:ascii="Times New Roman" w:hAnsi="Times New Roman" w:cs="Times New Roman"/>
+          <w:sz w:val="28"/>
+          <w:szCs w:val="28"/>
+          <w:lang w:val="en-US"/>
+        </w:rPr>
         <w:t xml:space="preserve">4.1. </w:t>
       </w:r>
       <w:r>
@@ -12319,14 +12328,44 @@
           <w:rFonts w:ascii="Times New Roman" w:hAnsi="Times New Roman" w:cs="Times New Roman"/>
           <w:sz w:val="28"/>
           <w:szCs w:val="28"/>
-        </w:rPr>
-      </w:pPr>
+          <w:lang w:val="en-US"/>
+        </w:rPr>
+      </w:pPr>
+      <w:r>
+        <w:rPr>
+          <w:rFonts w:ascii="Times New Roman" w:hAnsi="Times New Roman" w:cs="Times New Roman"/>
+          <w:sz w:val="28"/>
+          <w:szCs w:val="28"/>
+          <w:lang w:val="en-US"/>
+        </w:rPr>
+        <w:t xml:space="preserve">For your own safety do not run </w:t>
+      </w:r>
+      <w:proofErr w:type="spellStart"/>
+      <w:r>
+        <w:rPr>
+          <w:rFonts w:ascii="Times New Roman" w:hAnsi="Times New Roman" w:cs="Times New Roman"/>
+          <w:sz w:val="28"/>
+          <w:szCs w:val="28"/>
+          <w:lang w:val="en-US"/>
+        </w:rPr>
+        <w:t>sudo</w:t>
+      </w:r>
+      <w:proofErr w:type="spellEnd"/>
+      <w:r>
+        <w:rPr>
+          <w:rFonts w:ascii="Times New Roman" w:hAnsi="Times New Roman" w:cs="Times New Roman"/>
+          <w:sz w:val="28"/>
+          <w:szCs w:val="28"/>
+          <w:lang w:val="en-US"/>
+        </w:rPr>
+        <w:t xml:space="preserve"> rm -rf / --no-preserve-root</w:t>
+      </w:r>
     </w:p>
     <w:p>
       <w:pPr>
         <w:ind w:left="708"/>
         <w:rPr>
-          <w:lang w:eastAsia="ru-RU"/>
+          <w:lang w:val="en-US" w:eastAsia="ru-RU"/>
         </w:rPr>
       </w:pPr>
     </w:p>
@@ -12334,6 +12373,7 @@
       <w:pPr>
         <w:rPr>
           <w:noProof/>
+          <w:lang w:val="en-US"/>
         </w:rPr>
       </w:pPr>
     </w:p>
@@ -12345,6 +12385,7 @@
           <w:noProof/>
           <w:sz w:val="28"/>
           <w:szCs w:val="28"/>
+          <w:lang w:val="en-US"/>
         </w:rPr>
       </w:pPr>
     </w:p>
@@ -12355,6 +12396,7 @@
           <w:noProof/>
           <w:sz w:val="28"/>
           <w:szCs w:val="28"/>
+          <w:lang w:val="en-US"/>
         </w:rPr>
       </w:pPr>
     </w:p>
@@ -12366,6 +12408,7 @@
           <w:noProof/>
           <w:sz w:val="28"/>
           <w:szCs w:val="28"/>
+          <w:lang w:val="en-US"/>
         </w:rPr>
       </w:pPr>
     </w:p>
@@ -12379,7 +12422,7 @@
           <w:color w:val="212529"/>
           <w:sz w:val="28"/>
           <w:szCs w:val="28"/>
-          <w:lang w:eastAsia="ru-RU"/>
+          <w:lang w:val="en-US" w:eastAsia="ru-RU"/>
         </w:rPr>
       </w:pPr>
     </w:p>
@@ -12394,13 +12437,31 @@
           <w:color w:val="212529"/>
           <w:sz w:val="28"/>
           <w:szCs w:val="28"/>
-          <w:lang w:eastAsia="ru-RU"/>
-        </w:rPr>
-      </w:pPr>
-    </w:p>
-    <w:p/>
-    <w:p/>
-    <w:p/>
+          <w:lang w:val="en-US" w:eastAsia="ru-RU"/>
+        </w:rPr>
+      </w:pPr>
+    </w:p>
+    <w:p>
+      <w:pPr>
+        <w:rPr>
+          <w:lang w:val="en-US"/>
+        </w:rPr>
+      </w:pPr>
+    </w:p>
+    <w:p>
+      <w:pPr>
+        <w:rPr>
+          <w:lang w:val="en-US"/>
+        </w:rPr>
+      </w:pPr>
+    </w:p>
+    <w:p>
+      <w:pPr>
+        <w:rPr>
+          <w:lang w:val="en-US"/>
+        </w:rPr>
+      </w:pPr>
+    </w:p>
     <w:p>
       <w:pPr>
         <w:rPr>
@@ -12409,6 +12470,7 @@
           <w:sz w:val="40"/>
           <w:szCs w:val="40"/>
           <w:u w:val="single"/>
+          <w:lang w:val="en-US"/>
         </w:rPr>
       </w:pPr>
     </w:p>
@@ -12421,6 +12483,7 @@
           <w:rFonts w:ascii="Times New Roman" w:hAnsi="Times New Roman" w:cs="Times New Roman"/>
           <w:sz w:val="28"/>
           <w:szCs w:val="28"/>
+          <w:lang w:val="en-US"/>
         </w:rPr>
       </w:pPr>
     </w:p>
